--- a/Strategy/Commandos Behind Enemy Lines (2.51 GB)/3-Media (2.26 GB)/1-Images/4-Logos & Icons/Source.docx
+++ b/Strategy/Commandos Behind Enemy Lines (2.51 GB)/3-Media (2.26 GB)/1-Images/4-Logos & Icons/Source.docx
@@ -173,6 +173,22 @@
       </w:r>
       <w:r>
         <w:br/>
+      </w:r>
+      <w:r>
+        <w:t xml:space="preserve">* </w:t>
+      </w:r>
+      <w:r>
+        <w:rPr>
+          <w:b/>
+          <w:bCs/>
+        </w:rPr>
+        <w:t>Download Server / Mirror</w:t>
+      </w:r>
+      <w:r>
+        <w:t>: www.steamgriddb.com</w:t>
+      </w:r>
+      <w:r>
+        <w:br/>
         <w:t xml:space="preserve">* </w:t>
       </w:r>
       <w:r>
@@ -319,15 +335,7 @@
         <w:t xml:space="preserve">: </w:t>
       </w:r>
       <w:r>
-        <w:t>KINGSTON Games (F:)/Games</w:t>
-      </w:r>
-      <w:proofErr w:type="gramStart"/>
-      <w:r>
-        <w:t>/..</w:t>
-      </w:r>
-      <w:proofErr w:type="gramEnd"/>
-      <w:r>
-        <w:t xml:space="preserve"> </w:t>
+        <w:t xml:space="preserve">KINGSTON Games (F:)/Games/.. </w:t>
       </w:r>
       <w:r>
         <w:br/>
@@ -1356,6 +1364,7 @@
   <w:style w:type="character" w:default="1" w:styleId="DefaultParagraphFont">
     <w:name w:val="Default Paragraph Font"/>
     <w:uiPriority w:val="1"/>
+    <w:semiHidden/>
     <w:unhideWhenUsed/>
   </w:style>
   <w:style w:type="table" w:default="1" w:styleId="TableNormal">
